--- a/policies/build/masters/COP.7_v2_master.docx
+++ b/policies/build/masters/COP.7_v2_master.docx
@@ -11,40 +11,25 @@
         <w:rPr>
           <w:b/>
           <w:bCs/>
+          <w:sz w:val="28"/>
+          <w:szCs w:val="28"/>
+        </w:rPr>
+        <w:t>Policy on Safe Obstetric Care</w:t>
+      </w:r>
+    </w:p>
+    <w:p>
+      <w:pPr>
+        <w:spacing w:after="60"/>
+        <w:jc w:val="center"/>
+      </w:pPr>
+      <w:r>
+        <w:rPr>
+          <w:b/>
+          <w:bCs/>
           <w:sz w:val="32"/>
           <w:szCs w:val="32"/>
         </w:rPr>
         <w:t xml:space="preserve">«Hospital Name»</w:t>
-      </w:r>
-    </w:p>
-    <w:p>
-      <w:pPr>
-        <w:spacing w:after="60"/>
-        <w:jc w:val="center"/>
-      </w:pPr>
-      <w:r>
-        <w:rPr>
-          <w:b/>
-          <w:bCs/>
-          <w:sz w:val="28"/>
-          <w:szCs w:val="28"/>
-        </w:rPr>
-        <w:t xml:space="preserve">Safe Obstetric Care</w:t>
-      </w:r>
-    </w:p>
-    <w:p>
-      <w:pPr>
-        <w:spacing w:after="240"/>
-        <w:jc w:val="center"/>
-      </w:pPr>
-      <w:r>
-        <w:rPr>
-          <w:i/>
-          <w:iCs/>
-          <w:sz w:val="20"/>
-          <w:szCs w:val="20"/>
-        </w:rPr>
-        <w:t xml:space="preserve">Safe obstetric care with nutritional assessment and neonatal readiness.</w:t>
       </w:r>
     </w:p>
     <w:p>
@@ -2438,158 +2423,6 @@
         <w:t xml:space="preserve">The Nursing Superintendent holds signed acknowledgements with the induction record.</w:t>
       </w:r>
     </w:p>
-    <w:p>
-      <w:pPr>
-        <w:pStyle w:val="Heading1"/>
-        <w:spacing w:after="120" w:before="280"/>
-      </w:pPr>
-      <w:r>
-        <w:t xml:space="preserve">9. References</w:t>
-      </w:r>
-    </w:p>
-    <w:p>
-      <w:pPr>
-        <w:pStyle w:val="ListParagraph"/>
-        <w:numPr>
-          <w:ilvl w:val="0"/>
-          <w:numId w:val="1"/>
-        </w:numPr>
-        <w:spacing w:after="60"/>
-      </w:pPr>
-      <w:r>
-        <w:rPr>
-          <w:sz w:val="22"/>
-          <w:szCs w:val="22"/>
-        </w:rPr>
-        <w:t xml:space="preserve">National Accreditation Board for Hospitals and Healthcare Providers (NABH), Standards for Small Healthcare Organisations, 3rd Edition — Care of Patients chapter, standard COP.7.</w:t>
-      </w:r>
-    </w:p>
-    <w:p>
-      <w:pPr>
-        <w:pStyle w:val="ListParagraph"/>
-        <w:numPr>
-          <w:ilvl w:val="0"/>
-          <w:numId w:val="1"/>
-        </w:numPr>
-        <w:spacing w:after="60"/>
-      </w:pPr>
-      <w:r>
-        <w:rPr>
-          <w:sz w:val="22"/>
-          <w:szCs w:val="22"/>
-        </w:rPr>
-        <w:t xml:space="preserve">Internal documents of «Hospital Name»: obstetric protocols (normal delivery, assisted delivery, caesarean section, obstetric emergencies), partograph forms, high-risk obstetric register, referral criteria and agreements, antenatal nutritional screening tool, neonatal resuscitation equipment checklist, COP.8 paediatric and neonatal care policy.</w:t>
-      </w:r>
-    </w:p>
-    <w:p>
-      <w:pPr>
-        <w:pStyle w:val="Heading1"/>
-        <w:spacing w:after="120" w:before="280"/>
-      </w:pPr>
-      <w:r>
-        <w:t xml:space="preserve">10. Distribution</w:t>
-      </w:r>
-    </w:p>
-    <w:p>
-      <w:pPr>
-        <w:spacing w:after="140"/>
-      </w:pPr>
-      <w:r>
-        <w:rPr>
-          <w:sz w:val="22"/>
-          <w:szCs w:val="22"/>
-        </w:rPr>
-        <w:t xml:space="preserve">Official master copy: office of the Medical Superintendent, «Hospital Name», with the «obstetric department in-charge» and the Quality Coordinator.</w:t>
-      </w:r>
-    </w:p>
-    <w:p>
-      <w:pPr>
-        <w:spacing w:after="140"/>
-      </w:pPr>
-      <w:r>
-        <w:rPr>
-          <w:sz w:val="22"/>
-          <w:szCs w:val="22"/>
-        </w:rPr>
-        <w:t xml:space="preserve">Copies issued to: labour room; maternity ward; antenatal clinic; neonatal area; nursing administration.</w:t>
-      </w:r>
-    </w:p>
-    <w:p>
-      <w:pPr>
-        <w:spacing w:after="140"/>
-      </w:pPr>
-      <w:r>
-        <w:rPr>
-          <w:sz w:val="22"/>
-          <w:szCs w:val="22"/>
-        </w:rPr>
-        <w:t xml:space="preserve">The current version is available to all obstetric care staff at the «labour room policy file» and, if the hospital keeps an intranet, at «staff intranet / policies».</w:t>
-      </w:r>
-    </w:p>
-    <w:p>
-      <w:pPr>
-        <w:spacing w:after="140"/>
-      </w:pPr>
-      <w:r>
-        <w:rPr>
-          <w:sz w:val="22"/>
-          <w:szCs w:val="22"/>
-        </w:rPr>
-        <w:t xml:space="preserve">When a new version is issued, take old copies out of use.</w:t>
-      </w:r>
-    </w:p>
-    <w:p>
-      <w:pPr>
-        <w:pStyle w:val="Heading1"/>
-        <w:spacing w:after="120" w:before="280"/>
-      </w:pPr>
-      <w:r>
-        <w:t xml:space="preserve">11. Abbreviations</w:t>
-      </w:r>
-    </w:p>
-    <w:p>
-      <w:pPr>
-        <w:spacing w:after="140"/>
-      </w:pPr>
-      <w:r>
-        <w:rPr>
-          <w:sz w:val="22"/>
-          <w:szCs w:val="22"/>
-        </w:rPr>
-        <w:t xml:space="preserve">APGAR — Appearance, Pulse, Grimace, Activity, Respiration (neonatal scoring)
-BMI — body mass index
-CAPA — corrective and preventive action
-COP — Care of Patients (NABH SHCO chapter 5)
-HDU — high dependency unit
-NABH — National Accreditation Board for Hospitals and Healthcare Providers
-OE — objective element
-RCA — root-cause analysis
-SHCO — Standards for Small Healthcare Organisations</w:t>
-      </w:r>
-    </w:p>
-    <w:p>
-      <w:pPr>
-        <w:pStyle w:val="Heading1"/>
-        <w:spacing w:after="120" w:before="280"/>
-      </w:pPr>
-      <w:r>
-        <w:t xml:space="preserve">12. Traceability to NABH SHCO 3rd Edition COP.7</w:t>
-      </w:r>
-    </w:p>
-    <w:p>
-      <w:pPr>
-        <w:spacing w:after="120"/>
-      </w:pPr>
-      <w:r>
-        <w:rPr>
-          <w:i/>
-          <w:iCs/>
-          <w:sz w:val="20"/>
-          <w:szCs w:val="20"/>
-        </w:rPr>
-        <w:t xml:space="preserve">This table is an index. It is not how the policy is organised.</w:t>
-      </w:r>
-    </w:p>
     <w:tbl>
       <w:tblPr>
         <w:tblW w:type="pct" w:w="100%"/>
@@ -3159,7 +2992,93 @@
         <w:spacing w:after="120" w:before="280"/>
       </w:pPr>
       <w:r>
-        <w:t xml:space="preserve">13. Required Records / Evidence Checklist</w:t>
+        <w:t>9. Distribution</w:t>
+      </w:r>
+    </w:p>
+    <w:p>
+      <w:pPr>
+        <w:spacing w:after="140"/>
+      </w:pPr>
+      <w:r>
+        <w:rPr>
+          <w:sz w:val="22"/>
+          <w:szCs w:val="22"/>
+        </w:rPr>
+        <w:t xml:space="preserve">Official master copy: office of the Medical Superintendent, «Hospital Name», with the «obstetric department in-charge» and the Quality Coordinator.</w:t>
+      </w:r>
+    </w:p>
+    <w:p>
+      <w:pPr>
+        <w:spacing w:after="140"/>
+      </w:pPr>
+      <w:r>
+        <w:rPr>
+          <w:sz w:val="22"/>
+          <w:szCs w:val="22"/>
+        </w:rPr>
+        <w:t xml:space="preserve">Copies issued to: labour room; maternity ward; antenatal clinic; neonatal area; nursing administration.</w:t>
+      </w:r>
+    </w:p>
+    <w:p>
+      <w:pPr>
+        <w:spacing w:after="140"/>
+      </w:pPr>
+      <w:r>
+        <w:rPr>
+          <w:sz w:val="22"/>
+          <w:szCs w:val="22"/>
+        </w:rPr>
+        <w:t xml:space="preserve">The current version is available to all obstetric care staff at the «labour room policy file» and, if the hospital keeps an intranet, at «staff intranet / policies».</w:t>
+      </w:r>
+    </w:p>
+    <w:p>
+      <w:pPr>
+        <w:spacing w:after="140"/>
+      </w:pPr>
+      <w:r>
+        <w:rPr>
+          <w:sz w:val="22"/>
+          <w:szCs w:val="22"/>
+        </w:rPr>
+        <w:t xml:space="preserve">When a new version is issued, take old copies out of use.</w:t>
+      </w:r>
+    </w:p>
+    <w:p>
+      <w:pPr>
+        <w:pStyle w:val="Heading1"/>
+        <w:spacing w:after="120" w:before="280"/>
+      </w:pPr>
+      <w:r>
+        <w:t>10. Abbreviations</w:t>
+      </w:r>
+    </w:p>
+    <w:p>
+      <w:pPr>
+        <w:spacing w:after="140"/>
+      </w:pPr>
+      <w:r>
+        <w:rPr>
+          <w:sz w:val="22"/>
+          <w:szCs w:val="22"/>
+        </w:rPr>
+        <w:t xml:space="preserve">APGAR — Appearance, Pulse, Grimace, Activity, Respiration (neonatal scoring)
+BMI — body mass index
+CAPA — corrective and preventive action
+COP — Care of Patients (NABH SHCO chapter 5)
+HDU — high dependency unit
+NABH — National Accreditation Board for Hospitals and Healthcare Providers
+OE — objective element
+RCA — root-cause analysis
+SHCO — Standards for Small Healthcare Organisations</w:t>
+      </w:r>
+    </w:p>
+    <w:p>
+      <w:pPr>
+        <w:pStyle w:val="Heading1"/>
+        <w:spacing w:after="120" w:before="280"/>
+      </w:pPr>
+      <w:r>
+        <w:t>11. Traceability to NABH SHCO 3rd Edition COP.7</w:t>
       </w:r>
     </w:p>
     <w:p>
@@ -3173,6 +3092,29 @@
           <w:sz w:val="20"/>
           <w:szCs w:val="20"/>
         </w:rPr>
+        <w:t xml:space="preserve">This table is an index. It is not how the policy is organised.</w:t>
+      </w:r>
+    </w:p>
+    <w:p>
+      <w:pPr>
+        <w:pStyle w:val="Heading1"/>
+        <w:spacing w:after="120" w:before="280"/>
+      </w:pPr>
+      <w:r>
+        <w:t>12. Required Records / Evidence Checklist</w:t>
+      </w:r>
+    </w:p>
+    <w:p>
+      <w:pPr>
+        <w:spacing w:after="120"/>
+      </w:pPr>
+      <w:r>
+        <w:rPr>
+          <w:i/>
+          <w:iCs/>
+          <w:sz w:val="20"/>
+          <w:szCs w:val="20"/>
+        </w:rPr>
         <w:t xml:space="preserve">Records the hospital holds under this policy, listed by objective element.</w:t>
       </w:r>
     </w:p>
@@ -3491,6 +3433,49 @@
           <w:szCs w:val="22"/>
         </w:rPr>
         <w:t xml:space="preserve">Referral arrangement documentation with neonatal intensive care facility where applicable.</w:t>
+      </w:r>
+    </w:p>
+    <w:p>
+      <w:pPr>
+        <w:pStyle w:val="Heading1"/>
+        <w:spacing w:after="120" w:before="280"/>
+      </w:pPr>
+      <w:r>
+        <w:t>13. References</w:t>
+      </w:r>
+    </w:p>
+    <w:p>
+      <w:pPr>
+        <w:pStyle w:val="ListParagraph"/>
+        <w:numPr>
+          <w:ilvl w:val="0"/>
+          <w:numId w:val="1"/>
+        </w:numPr>
+        <w:spacing w:after="60"/>
+      </w:pPr>
+      <w:r>
+        <w:rPr>
+          <w:sz w:val="22"/>
+          <w:szCs w:val="22"/>
+        </w:rPr>
+        <w:t xml:space="preserve">National Accreditation Board for Hospitals and Healthcare Providers (NABH), Standards for Small Healthcare Organisations, 3rd Edition — Care of Patients chapter, standard COP.7.</w:t>
+      </w:r>
+    </w:p>
+    <w:p>
+      <w:pPr>
+        <w:pStyle w:val="ListParagraph"/>
+        <w:numPr>
+          <w:ilvl w:val="0"/>
+          <w:numId w:val="1"/>
+        </w:numPr>
+        <w:spacing w:after="60"/>
+      </w:pPr>
+      <w:r>
+        <w:rPr>
+          <w:sz w:val="22"/>
+          <w:szCs w:val="22"/>
+        </w:rPr>
+        <w:t xml:space="preserve">Internal documents of «Hospital Name»: obstetric protocols (normal delivery, assisted delivery, caesarean section, obstetric emergencies), partograph forms, high-risk obstetric register, referral criteria and agreements, antenatal nutritional screening tool, neonatal resuscitation equipment checklist, COP.8 paediatric and neonatal care policy.</w:t>
       </w:r>
     </w:p>
     <w:p>
@@ -3615,7 +3600,7 @@
         <w:sz w:val="16"/>
         <w:szCs w:val="16"/>
       </w:rPr>
-      <w:t xml:space="preserve">«Hospital Name»  |  «COP/POL/07»  |  Controlled document  |  Safe Obstetric Care</w:t>
+      <w:t>«Hospital Name»  |  «COP/POL/07»  |  Controlled document  |  Policy on Safe Obstetric Care</w:t>
     </w:r>
   </w:p>
 </w:ftr>

--- a/policies/build/masters/COP.7_v2_master.docx
+++ b/policies/build/masters/COP.7_v2_master.docx
@@ -1604,7 +1604,7 @@
           <w:sz w:val="22"/>
           <w:szCs w:val="22"/>
         </w:rPr>
-        <w:t xml:space="preserve">Root-cause analysis is required when an obstetric or neonatal adverse event occurs or when the same finding recurs within six months.</w:t>
+        <w:t>Root-cause analysis is required when an obstetric or neonatal adverse event occurs or when the same finding recurs; the organisation's defined recurrence threshold applies, as documented in the hospital's Root Cause Analysis procedure.</w:t>
       </w:r>
     </w:p>
     <w:p>

--- a/policies/build/masters/COP.7_v2_master.docx
+++ b/policies/build/masters/COP.7_v2_master.docx
@@ -2440,6 +2440,7 @@
         <w:gridCol w:w="100"/>
         <w:gridCol w:w="100"/>
         <w:gridCol w:w="100"/>
+        <w:gridCol w:w="100"/>
       </w:tblGrid>
       <w:tr>
         <w:tc>
@@ -2467,6 +2468,26 @@
         </w:tc>
         <w:tc>
           <w:tcPr>
+            <w:tcW w:type="pct" w:w="12%"/>
+            <w:tcBorders>
+              <w:top w:val="single" w:color="999999" w:sz="4"/>
+              <w:left w:val="single" w:color="999999" w:sz="4"/>
+              <w:bottom w:val="single" w:color="999999" w:sz="4"/>
+              <w:right w:val="single" w:color="999999" w:sz="4"/>
+            </w:tcBorders>
+            <w:shd w:fill="E8E8E8" w:val="clear"/>
+          </w:tcPr>
+          <w:p>
+            <w:r>
+              <w:rPr>
+                <w:b/>
+              </w:rPr>
+              <w:t>Level</w:t>
+            </w:r>
+          </w:p>
+        </w:tc>
+        <w:tc>
+          <w:tcPr>
             <w:tcW w:type="pct" w:w="32%"/>
             <w:tcBorders>
               <w:top w:val="single" w:color="999999" w:sz="4"/>
@@ -2560,6 +2581,22 @@
         </w:tc>
         <w:tc>
           <w:tcPr>
+            <w:tcW w:type="pct" w:w="12%"/>
+            <w:tcBorders>
+              <w:top w:val="single" w:color="999999" w:sz="4"/>
+              <w:left w:val="single" w:color="999999" w:sz="4"/>
+              <w:bottom w:val="single" w:color="999999" w:sz="4"/>
+              <w:right w:val="single" w:color="999999" w:sz="4"/>
+            </w:tcBorders>
+          </w:tcPr>
+          <w:p>
+            <w:r>
+              <w:t>Commitment*</w:t>
+            </w:r>
+          </w:p>
+        </w:tc>
+        <w:tc>
+          <w:tcPr>
             <w:tcW w:type="pct" w:w="32%"/>
             <w:tcBorders>
               <w:top w:val="single" w:color="999999" w:sz="4"/>
@@ -2650,6 +2687,22 @@
         </w:tc>
         <w:tc>
           <w:tcPr>
+            <w:tcW w:type="pct" w:w="12%"/>
+            <w:tcBorders>
+              <w:top w:val="single" w:color="999999" w:sz="4"/>
+              <w:left w:val="single" w:color="999999" w:sz="4"/>
+              <w:bottom w:val="single" w:color="999999" w:sz="4"/>
+              <w:right w:val="single" w:color="999999" w:sz="4"/>
+            </w:tcBorders>
+          </w:tcPr>
+          <w:p>
+            <w:r>
+              <w:t>Commitment</w:t>
+            </w:r>
+          </w:p>
+        </w:tc>
+        <w:tc>
+          <w:tcPr>
             <w:tcW w:type="pct" w:w="32%"/>
             <w:tcBorders>
               <w:top w:val="single" w:color="999999" w:sz="4"/>
@@ -2740,6 +2793,22 @@
         </w:tc>
         <w:tc>
           <w:tcPr>
+            <w:tcW w:type="pct" w:w="12%"/>
+            <w:tcBorders>
+              <w:top w:val="single" w:color="999999" w:sz="4"/>
+              <w:left w:val="single" w:color="999999" w:sz="4"/>
+              <w:bottom w:val="single" w:color="999999" w:sz="4"/>
+              <w:right w:val="single" w:color="999999" w:sz="4"/>
+            </w:tcBorders>
+          </w:tcPr>
+          <w:p>
+            <w:r>
+              <w:t>Commitment*</w:t>
+            </w:r>
+          </w:p>
+        </w:tc>
+        <w:tc>
+          <w:tcPr>
             <w:tcW w:type="pct" w:w="32%"/>
             <w:tcBorders>
               <w:top w:val="single" w:color="999999" w:sz="4"/>
@@ -2830,6 +2899,22 @@
         </w:tc>
         <w:tc>
           <w:tcPr>
+            <w:tcW w:type="pct" w:w="12%"/>
+            <w:tcBorders>
+              <w:top w:val="single" w:color="999999" w:sz="4"/>
+              <w:left w:val="single" w:color="999999" w:sz="4"/>
+              <w:bottom w:val="single" w:color="999999" w:sz="4"/>
+              <w:right w:val="single" w:color="999999" w:sz="4"/>
+            </w:tcBorders>
+          </w:tcPr>
+          <w:p>
+            <w:r>
+              <w:t>Commitment</w:t>
+            </w:r>
+          </w:p>
+        </w:tc>
+        <w:tc>
+          <w:tcPr>
             <w:tcW w:type="pct" w:w="32%"/>
             <w:tcBorders>
               <w:top w:val="single" w:color="999999" w:sz="4"/>
@@ -2920,6 +3005,22 @@
         </w:tc>
         <w:tc>
           <w:tcPr>
+            <w:tcW w:type="pct" w:w="12%"/>
+            <w:tcBorders>
+              <w:top w:val="single" w:color="999999" w:sz="4"/>
+              <w:left w:val="single" w:color="999999" w:sz="4"/>
+              <w:bottom w:val="single" w:color="999999" w:sz="4"/>
+              <w:right w:val="single" w:color="999999" w:sz="4"/>
+            </w:tcBorders>
+          </w:tcPr>
+          <w:p>
+            <w:r>
+              <w:t>Commitment</w:t>
+            </w:r>
+          </w:p>
+        </w:tc>
+        <w:tc>
+          <w:tcPr>
             <w:tcW w:type="pct" w:w="32%"/>
             <w:tcBorders>
               <w:top w:val="single" w:color="999999" w:sz="4"/>
@@ -3052,26 +3153,443 @@
         <w:t>10. Abbreviations</w:t>
       </w:r>
     </w:p>
-    <w:p>
-      <w:pPr>
-        <w:spacing w:after="140"/>
-      </w:pPr>
-      <w:r>
-        <w:rPr>
-          <w:sz w:val="22"/>
-          <w:szCs w:val="22"/>
-        </w:rPr>
-        <w:t xml:space="preserve">APGAR — Appearance, Pulse, Grimace, Activity, Respiration (neonatal scoring)
-BMI — body mass index
-CAPA — corrective and preventive action
-COP — Care of Patients (NABH SHCO chapter 5)
-HDU — high dependency unit
-NABH — National Accreditation Board for Hospitals and Healthcare Providers
-OE — objective element
-RCA — root-cause analysis
-SHCO — Standards for Small Healthcare Organisations</w:t>
-      </w:r>
-    </w:p>
+    <w:tbl>
+      <w:tblPr>
+        <w:tblW w:type="pct" w:w="100%"/>
+        <w:tblBorders>
+          <w:top w:val="single" w:color="auto" w:sz="4"/>
+          <w:left w:val="single" w:color="auto" w:sz="4"/>
+          <w:bottom w:val="single" w:color="auto" w:sz="4"/>
+          <w:right w:val="single" w:color="auto" w:sz="4"/>
+          <w:insideH w:val="single" w:color="auto" w:sz="4"/>
+          <w:insideV w:val="single" w:color="auto" w:sz="4"/>
+        </w:tblBorders>
+      </w:tblPr>
+      <w:tblGrid>
+        <w:gridCol w:w="100"/>
+        <w:gridCol w:w="100"/>
+      </w:tblGrid>
+      <w:tr>
+        <w:tc>
+          <w:tcPr>
+            <w:tcW w:type="pct" w:w="22%"/>
+            <w:tcBorders>
+              <w:top w:val="single" w:color="999999" w:sz="4"/>
+              <w:left w:val="single" w:color="999999" w:sz="4"/>
+              <w:bottom w:val="single" w:color="999999" w:sz="4"/>
+              <w:right w:val="single" w:color="999999" w:sz="4"/>
+            </w:tcBorders>
+            <w:shd w:fill="E8E8E8" w:val="clear"/>
+          </w:tcPr>
+          <w:p>
+            <w:r>
+              <w:rPr>
+                <w:b/>
+              </w:rPr>
+              <w:t>Abbreviation</w:t>
+            </w:r>
+          </w:p>
+        </w:tc>
+        <w:tc>
+          <w:tcPr>
+            <w:tcW w:type="pct" w:w="22%"/>
+            <w:tcBorders>
+              <w:top w:val="single" w:color="999999" w:sz="4"/>
+              <w:left w:val="single" w:color="999999" w:sz="4"/>
+              <w:bottom w:val="single" w:color="999999" w:sz="4"/>
+              <w:right w:val="single" w:color="999999" w:sz="4"/>
+            </w:tcBorders>
+            <w:shd w:fill="E8E8E8" w:val="clear"/>
+          </w:tcPr>
+          <w:p>
+            <w:r>
+              <w:rPr>
+                <w:b/>
+              </w:rPr>
+              <w:t>Meaning</w:t>
+            </w:r>
+          </w:p>
+        </w:tc>
+      </w:tr>
+      <w:tr>
+        <w:tc>
+          <w:tcPr>
+            <w:tcW w:type="pct" w:w="22%"/>
+            <w:tcBorders>
+              <w:top w:val="single" w:color="999999" w:sz="4"/>
+              <w:left w:val="single" w:color="999999" w:sz="4"/>
+              <w:bottom w:val="single" w:color="999999" w:sz="4"/>
+              <w:right w:val="single" w:color="999999" w:sz="4"/>
+            </w:tcBorders>
+            <w:shd w:fill="E8E8E8" w:val="clear"/>
+          </w:tcPr>
+          <w:p>
+            <w:r>
+              <w:rPr>
+                <w:b w:val="0"/>
+              </w:rPr>
+              <w:t>APGAR</w:t>
+            </w:r>
+          </w:p>
+        </w:tc>
+        <w:tc>
+          <w:tcPr>
+            <w:tcW w:type="pct" w:w="22%"/>
+            <w:tcBorders>
+              <w:top w:val="single" w:color="999999" w:sz="4"/>
+              <w:left w:val="single" w:color="999999" w:sz="4"/>
+              <w:bottom w:val="single" w:color="999999" w:sz="4"/>
+              <w:right w:val="single" w:color="999999" w:sz="4"/>
+            </w:tcBorders>
+            <w:shd w:fill="E8E8E8" w:val="clear"/>
+          </w:tcPr>
+          <w:p>
+            <w:r>
+              <w:rPr>
+                <w:b w:val="0"/>
+              </w:rPr>
+              <w:t>Appearance, Pulse, Grimace, Activity, Respiration (neonatal scoring)</w:t>
+            </w:r>
+          </w:p>
+        </w:tc>
+      </w:tr>
+      <w:tr>
+        <w:tc>
+          <w:tcPr>
+            <w:tcW w:type="pct" w:w="22%"/>
+            <w:tcBorders>
+              <w:top w:val="single" w:color="999999" w:sz="4"/>
+              <w:left w:val="single" w:color="999999" w:sz="4"/>
+              <w:bottom w:val="single" w:color="999999" w:sz="4"/>
+              <w:right w:val="single" w:color="999999" w:sz="4"/>
+            </w:tcBorders>
+            <w:shd w:fill="E8E8E8" w:val="clear"/>
+          </w:tcPr>
+          <w:p>
+            <w:r>
+              <w:rPr>
+                <w:b w:val="0"/>
+              </w:rPr>
+              <w:t>BMI</w:t>
+            </w:r>
+          </w:p>
+        </w:tc>
+        <w:tc>
+          <w:tcPr>
+            <w:tcW w:type="pct" w:w="22%"/>
+            <w:tcBorders>
+              <w:top w:val="single" w:color="999999" w:sz="4"/>
+              <w:left w:val="single" w:color="999999" w:sz="4"/>
+              <w:bottom w:val="single" w:color="999999" w:sz="4"/>
+              <w:right w:val="single" w:color="999999" w:sz="4"/>
+            </w:tcBorders>
+            <w:shd w:fill="E8E8E8" w:val="clear"/>
+          </w:tcPr>
+          <w:p>
+            <w:r>
+              <w:rPr>
+                <w:b w:val="0"/>
+              </w:rPr>
+              <w:t>body mass index</w:t>
+            </w:r>
+          </w:p>
+        </w:tc>
+      </w:tr>
+      <w:tr>
+        <w:tc>
+          <w:tcPr>
+            <w:tcW w:type="pct" w:w="22%"/>
+            <w:tcBorders>
+              <w:top w:val="single" w:color="999999" w:sz="4"/>
+              <w:left w:val="single" w:color="999999" w:sz="4"/>
+              <w:bottom w:val="single" w:color="999999" w:sz="4"/>
+              <w:right w:val="single" w:color="999999" w:sz="4"/>
+            </w:tcBorders>
+            <w:shd w:fill="E8E8E8" w:val="clear"/>
+          </w:tcPr>
+          <w:p>
+            <w:r>
+              <w:rPr>
+                <w:b w:val="0"/>
+              </w:rPr>
+              <w:t>CAPA</w:t>
+            </w:r>
+          </w:p>
+        </w:tc>
+        <w:tc>
+          <w:tcPr>
+            <w:tcW w:type="pct" w:w="22%"/>
+            <w:tcBorders>
+              <w:top w:val="single" w:color="999999" w:sz="4"/>
+              <w:left w:val="single" w:color="999999" w:sz="4"/>
+              <w:bottom w:val="single" w:color="999999" w:sz="4"/>
+              <w:right w:val="single" w:color="999999" w:sz="4"/>
+            </w:tcBorders>
+            <w:shd w:fill="E8E8E8" w:val="clear"/>
+          </w:tcPr>
+          <w:p>
+            <w:r>
+              <w:rPr>
+                <w:b w:val="0"/>
+              </w:rPr>
+              <w:t>corrective and preventive action</w:t>
+            </w:r>
+          </w:p>
+        </w:tc>
+      </w:tr>
+      <w:tr>
+        <w:tc>
+          <w:tcPr>
+            <w:tcW w:type="pct" w:w="22%"/>
+            <w:tcBorders>
+              <w:top w:val="single" w:color="999999" w:sz="4"/>
+              <w:left w:val="single" w:color="999999" w:sz="4"/>
+              <w:bottom w:val="single" w:color="999999" w:sz="4"/>
+              <w:right w:val="single" w:color="999999" w:sz="4"/>
+            </w:tcBorders>
+            <w:shd w:fill="E8E8E8" w:val="clear"/>
+          </w:tcPr>
+          <w:p>
+            <w:r>
+              <w:rPr>
+                <w:b w:val="0"/>
+              </w:rPr>
+              <w:t>COP</w:t>
+            </w:r>
+          </w:p>
+        </w:tc>
+        <w:tc>
+          <w:tcPr>
+            <w:tcW w:type="pct" w:w="22%"/>
+            <w:tcBorders>
+              <w:top w:val="single" w:color="999999" w:sz="4"/>
+              <w:left w:val="single" w:color="999999" w:sz="4"/>
+              <w:bottom w:val="single" w:color="999999" w:sz="4"/>
+              <w:right w:val="single" w:color="999999" w:sz="4"/>
+            </w:tcBorders>
+            <w:shd w:fill="E8E8E8" w:val="clear"/>
+          </w:tcPr>
+          <w:p>
+            <w:r>
+              <w:rPr>
+                <w:b w:val="0"/>
+              </w:rPr>
+              <w:t>Care of Patients (NABH SHCO chapter 5)</w:t>
+            </w:r>
+          </w:p>
+        </w:tc>
+      </w:tr>
+      <w:tr>
+        <w:tc>
+          <w:tcPr>
+            <w:tcW w:type="pct" w:w="22%"/>
+            <w:tcBorders>
+              <w:top w:val="single" w:color="999999" w:sz="4"/>
+              <w:left w:val="single" w:color="999999" w:sz="4"/>
+              <w:bottom w:val="single" w:color="999999" w:sz="4"/>
+              <w:right w:val="single" w:color="999999" w:sz="4"/>
+            </w:tcBorders>
+            <w:shd w:fill="E8E8E8" w:val="clear"/>
+          </w:tcPr>
+          <w:p>
+            <w:r>
+              <w:rPr>
+                <w:b w:val="0"/>
+              </w:rPr>
+              <w:t>HDU</w:t>
+            </w:r>
+          </w:p>
+        </w:tc>
+        <w:tc>
+          <w:tcPr>
+            <w:tcW w:type="pct" w:w="22%"/>
+            <w:tcBorders>
+              <w:top w:val="single" w:color="999999" w:sz="4"/>
+              <w:left w:val="single" w:color="999999" w:sz="4"/>
+              <w:bottom w:val="single" w:color="999999" w:sz="4"/>
+              <w:right w:val="single" w:color="999999" w:sz="4"/>
+            </w:tcBorders>
+            <w:shd w:fill="E8E8E8" w:val="clear"/>
+          </w:tcPr>
+          <w:p>
+            <w:r>
+              <w:rPr>
+                <w:b w:val="0"/>
+              </w:rPr>
+              <w:t>high dependency unit</w:t>
+            </w:r>
+          </w:p>
+        </w:tc>
+      </w:tr>
+      <w:tr>
+        <w:tc>
+          <w:tcPr>
+            <w:tcW w:type="pct" w:w="22%"/>
+            <w:tcBorders>
+              <w:top w:val="single" w:color="999999" w:sz="4"/>
+              <w:left w:val="single" w:color="999999" w:sz="4"/>
+              <w:bottom w:val="single" w:color="999999" w:sz="4"/>
+              <w:right w:val="single" w:color="999999" w:sz="4"/>
+            </w:tcBorders>
+            <w:shd w:fill="E8E8E8" w:val="clear"/>
+          </w:tcPr>
+          <w:p>
+            <w:r>
+              <w:rPr>
+                <w:b w:val="0"/>
+              </w:rPr>
+              <w:t>NABH</w:t>
+            </w:r>
+          </w:p>
+        </w:tc>
+        <w:tc>
+          <w:tcPr>
+            <w:tcW w:type="pct" w:w="22%"/>
+            <w:tcBorders>
+              <w:top w:val="single" w:color="999999" w:sz="4"/>
+              <w:left w:val="single" w:color="999999" w:sz="4"/>
+              <w:bottom w:val="single" w:color="999999" w:sz="4"/>
+              <w:right w:val="single" w:color="999999" w:sz="4"/>
+            </w:tcBorders>
+            <w:shd w:fill="E8E8E8" w:val="clear"/>
+          </w:tcPr>
+          <w:p>
+            <w:r>
+              <w:rPr>
+                <w:b w:val="0"/>
+              </w:rPr>
+              <w:t>National Accreditation Board for Hospitals and Healthcare Providers</w:t>
+            </w:r>
+          </w:p>
+        </w:tc>
+      </w:tr>
+      <w:tr>
+        <w:tc>
+          <w:tcPr>
+            <w:tcW w:type="pct" w:w="22%"/>
+            <w:tcBorders>
+              <w:top w:val="single" w:color="999999" w:sz="4"/>
+              <w:left w:val="single" w:color="999999" w:sz="4"/>
+              <w:bottom w:val="single" w:color="999999" w:sz="4"/>
+              <w:right w:val="single" w:color="999999" w:sz="4"/>
+            </w:tcBorders>
+            <w:shd w:fill="E8E8E8" w:val="clear"/>
+          </w:tcPr>
+          <w:p>
+            <w:r>
+              <w:rPr>
+                <w:b w:val="0"/>
+              </w:rPr>
+              <w:t>OE</w:t>
+            </w:r>
+          </w:p>
+        </w:tc>
+        <w:tc>
+          <w:tcPr>
+            <w:tcW w:type="pct" w:w="22%"/>
+            <w:tcBorders>
+              <w:top w:val="single" w:color="999999" w:sz="4"/>
+              <w:left w:val="single" w:color="999999" w:sz="4"/>
+              <w:bottom w:val="single" w:color="999999" w:sz="4"/>
+              <w:right w:val="single" w:color="999999" w:sz="4"/>
+            </w:tcBorders>
+            <w:shd w:fill="E8E8E8" w:val="clear"/>
+          </w:tcPr>
+          <w:p>
+            <w:r>
+              <w:rPr>
+                <w:b w:val="0"/>
+              </w:rPr>
+              <w:t>objective element</w:t>
+            </w:r>
+          </w:p>
+        </w:tc>
+      </w:tr>
+      <w:tr>
+        <w:tc>
+          <w:tcPr>
+            <w:tcW w:type="pct" w:w="22%"/>
+            <w:tcBorders>
+              <w:top w:val="single" w:color="999999" w:sz="4"/>
+              <w:left w:val="single" w:color="999999" w:sz="4"/>
+              <w:bottom w:val="single" w:color="999999" w:sz="4"/>
+              <w:right w:val="single" w:color="999999" w:sz="4"/>
+            </w:tcBorders>
+            <w:shd w:fill="E8E8E8" w:val="clear"/>
+          </w:tcPr>
+          <w:p>
+            <w:r>
+              <w:rPr>
+                <w:b w:val="0"/>
+              </w:rPr>
+              <w:t>RCA</w:t>
+            </w:r>
+          </w:p>
+        </w:tc>
+        <w:tc>
+          <w:tcPr>
+            <w:tcW w:type="pct" w:w="22%"/>
+            <w:tcBorders>
+              <w:top w:val="single" w:color="999999" w:sz="4"/>
+              <w:left w:val="single" w:color="999999" w:sz="4"/>
+              <w:bottom w:val="single" w:color="999999" w:sz="4"/>
+              <w:right w:val="single" w:color="999999" w:sz="4"/>
+            </w:tcBorders>
+            <w:shd w:fill="E8E8E8" w:val="clear"/>
+          </w:tcPr>
+          <w:p>
+            <w:r>
+              <w:rPr>
+                <w:b w:val="0"/>
+              </w:rPr>
+              <w:t>root-cause analysis</w:t>
+            </w:r>
+          </w:p>
+        </w:tc>
+      </w:tr>
+      <w:tr>
+        <w:tc>
+          <w:tcPr>
+            <w:tcW w:type="pct" w:w="22%"/>
+            <w:tcBorders>
+              <w:top w:val="single" w:color="999999" w:sz="4"/>
+              <w:left w:val="single" w:color="999999" w:sz="4"/>
+              <w:bottom w:val="single" w:color="999999" w:sz="4"/>
+              <w:right w:val="single" w:color="999999" w:sz="4"/>
+            </w:tcBorders>
+            <w:shd w:fill="E8E8E8" w:val="clear"/>
+          </w:tcPr>
+          <w:p>
+            <w:r>
+              <w:rPr>
+                <w:b w:val="0"/>
+              </w:rPr>
+              <w:t>SHCO</w:t>
+            </w:r>
+          </w:p>
+        </w:tc>
+        <w:tc>
+          <w:tcPr>
+            <w:tcW w:type="pct" w:w="22%"/>
+            <w:tcBorders>
+              <w:top w:val="single" w:color="999999" w:sz="4"/>
+              <w:left w:val="single" w:color="999999" w:sz="4"/>
+              <w:bottom w:val="single" w:color="999999" w:sz="4"/>
+              <w:right w:val="single" w:color="999999" w:sz="4"/>
+            </w:tcBorders>
+            <w:shd w:fill="E8E8E8" w:val="clear"/>
+          </w:tcPr>
+          <w:p>
+            <w:r>
+              <w:rPr>
+                <w:b w:val="0"/>
+              </w:rPr>
+              <w:t>Standards for Small Healthcare Organisations</w:t>
+            </w:r>
+          </w:p>
+        </w:tc>
+      </w:tr>
+    </w:tbl>
     <w:p>
       <w:pPr>
         <w:pStyle w:val="Heading1"/>

--- a/policies/build/masters/COP.7_v2_master.docx
+++ b/policies/build/masters/COP.7_v2_master.docx
@@ -694,18 +694,6 @@
     </w:p>
     <w:p>
       <w:pPr>
-        <w:spacing w:after="140"/>
-      </w:pPr>
-      <w:r>
-        <w:rPr>
-          <w:sz w:val="22"/>
-          <w:szCs w:val="22"/>
-        </w:rPr>
-        <w:t xml:space="preserve">Words marked «like this» are defaults a small hospital can keep. A blank marked «________» has no sensible default. Fill it in before this document is signed.</w:t>
-      </w:r>
-    </w:p>
-    <w:p>
-      <w:pPr>
         <w:pStyle w:val="Heading1"/>
         <w:spacing w:after="120" w:before="280"/>
       </w:pPr>
@@ -735,86 +723,6 @@
           <w:szCs w:val="22"/>
         </w:rPr>
         <w:t xml:space="preserve">It covers the five elements COP.7.a–e name. It does not cover paediatric and neonatal care as a standalone programme (COP.8), nursing care policy (COP.4), or medication management (MOM).</w:t>
-      </w:r>
-    </w:p>
-    <w:p>
-      <w:pPr>
-        <w:spacing w:after="140"/>
-      </w:pPr>
-      <w:r>
-        <w:rPr>
-          <w:sz w:val="22"/>
-          <w:szCs w:val="22"/>
-        </w:rPr>
-        <w:t xml:space="preserve">Boundaries with other policies of «Hospital Name»:</w:t>
-      </w:r>
-    </w:p>
-    <w:p>
-      <w:pPr>
-        <w:pStyle w:val="ListParagraph"/>
-        <w:numPr>
-          <w:ilvl w:val="0"/>
-          <w:numId w:val="1"/>
-        </w:numPr>
-        <w:spacing w:after="60"/>
-      </w:pPr>
-      <w:r>
-        <w:rPr>
-          <w:sz w:val="22"/>
-          <w:szCs w:val="22"/>
-        </w:rPr>
-        <w:t xml:space="preserve">COP.8 owns paediatric and neonatal care. This policy owns that the organization caring for high-risk obstetric cases has neonatal readiness.</w:t>
-      </w:r>
-    </w:p>
-    <w:p>
-      <w:pPr>
-        <w:pStyle w:val="ListParagraph"/>
-        <w:numPr>
-          <w:ilvl w:val="0"/>
-          <w:numId w:val="1"/>
-        </w:numPr>
-        <w:spacing w:after="60"/>
-      </w:pPr>
-      <w:r>
-        <w:rPr>
-          <w:sz w:val="22"/>
-          <w:szCs w:val="22"/>
-        </w:rPr>
-        <w:t xml:space="preserve">COP.4 owns nursing care. This policy owns obstetric nursing standards within the labour room and maternity ward.</w:t>
-      </w:r>
-    </w:p>
-    <w:p>
-      <w:pPr>
-        <w:pStyle w:val="ListParagraph"/>
-        <w:numPr>
-          <w:ilvl w:val="0"/>
-          <w:numId w:val="1"/>
-        </w:numPr>
-        <w:spacing w:after="60"/>
-      </w:pPr>
-      <w:r>
-        <w:rPr>
-          <w:sz w:val="22"/>
-          <w:szCs w:val="22"/>
-        </w:rPr>
-        <w:t xml:space="preserve">PRE.3 owns informed consent. This policy owns that consent is obtained for obstetric procedures as part of safe obstetric care.</w:t>
-      </w:r>
-    </w:p>
-    <w:p>
-      <w:pPr>
-        <w:pStyle w:val="ListParagraph"/>
-        <w:numPr>
-          <w:ilvl w:val="0"/>
-          <w:numId w:val="1"/>
-        </w:numPr>
-        <w:spacing w:after="60"/>
-      </w:pPr>
-      <w:r>
-        <w:rPr>
-          <w:sz w:val="22"/>
-          <w:szCs w:val="22"/>
-        </w:rPr>
-        <w:t xml:space="preserve">COP.2 owns emergency clinical care. This policy owns obstetric emergencies within the obstetric service.</w:t>
       </w:r>
     </w:p>
     <w:p>

--- a/policies/build/masters/COP.7_v2_master.docx
+++ b/policies/build/masters/COP.7_v2_master.docx
@@ -2331,6 +2331,532 @@
         <w:t xml:space="preserve">The Nursing Superintendent holds signed acknowledgements with the induction record.</w:t>
       </w:r>
     </w:p>
+    <w:p>
+      <w:pPr>
+        <w:pStyle w:val="Heading1"/>
+        <w:spacing w:after="120" w:before="280"/>
+      </w:pPr>
+      <w:r>
+        <w:t>9. Distribution</w:t>
+      </w:r>
+    </w:p>
+    <w:p>
+      <w:pPr>
+        <w:spacing w:after="140"/>
+      </w:pPr>
+      <w:r>
+        <w:rPr>
+          <w:sz w:val="22"/>
+          <w:szCs w:val="22"/>
+        </w:rPr>
+        <w:t xml:space="preserve">Official master copy: office of the Medical Superintendent, «Hospital Name», with the «obstetric department in-charge» and the Quality Coordinator.</w:t>
+      </w:r>
+    </w:p>
+    <w:p>
+      <w:pPr>
+        <w:spacing w:after="140"/>
+      </w:pPr>
+      <w:r>
+        <w:rPr>
+          <w:sz w:val="22"/>
+          <w:szCs w:val="22"/>
+        </w:rPr>
+        <w:t xml:space="preserve">Copies issued to: labour room; maternity ward; antenatal clinic; neonatal area; nursing administration.</w:t>
+      </w:r>
+    </w:p>
+    <w:p>
+      <w:pPr>
+        <w:spacing w:after="140"/>
+      </w:pPr>
+      <w:r>
+        <w:rPr>
+          <w:sz w:val="22"/>
+          <w:szCs w:val="22"/>
+        </w:rPr>
+        <w:t xml:space="preserve">The current version is available to all obstetric care staff at the «labour room policy file» and, if the hospital keeps an intranet, at «staff intranet / policies».</w:t>
+      </w:r>
+    </w:p>
+    <w:p>
+      <w:pPr>
+        <w:spacing w:after="140"/>
+      </w:pPr>
+      <w:r>
+        <w:rPr>
+          <w:sz w:val="22"/>
+          <w:szCs w:val="22"/>
+        </w:rPr>
+        <w:t xml:space="preserve">When a new version is issued, take old copies out of use.</w:t>
+      </w:r>
+    </w:p>
+    <w:p>
+      <w:pPr>
+        <w:pStyle w:val="Heading1"/>
+        <w:spacing w:after="120" w:before="280"/>
+      </w:pPr>
+      <w:r>
+        <w:t>10. Abbreviations</w:t>
+      </w:r>
+    </w:p>
+    <w:tbl>
+      <w:tblPr>
+        <w:tblW w:type="pct" w:w="100%"/>
+        <w:tblBorders>
+          <w:top w:val="single" w:color="auto" w:sz="4"/>
+          <w:left w:val="single" w:color="auto" w:sz="4"/>
+          <w:bottom w:val="single" w:color="auto" w:sz="4"/>
+          <w:right w:val="single" w:color="auto" w:sz="4"/>
+          <w:insideH w:val="single" w:color="auto" w:sz="4"/>
+          <w:insideV w:val="single" w:color="auto" w:sz="4"/>
+        </w:tblBorders>
+      </w:tblPr>
+      <w:tblGrid>
+        <w:gridCol w:w="100"/>
+        <w:gridCol w:w="100"/>
+      </w:tblGrid>
+      <w:tr>
+        <w:tc>
+          <w:tcPr>
+            <w:tcW w:type="pct" w:w="22%"/>
+            <w:tcBorders>
+              <w:top w:val="single" w:color="999999" w:sz="4"/>
+              <w:left w:val="single" w:color="999999" w:sz="4"/>
+              <w:bottom w:val="single" w:color="999999" w:sz="4"/>
+              <w:right w:val="single" w:color="999999" w:sz="4"/>
+            </w:tcBorders>
+            <w:shd w:fill="E8E8E8" w:val="clear"/>
+          </w:tcPr>
+          <w:p>
+            <w:r>
+              <w:rPr>
+                <w:b/>
+              </w:rPr>
+              <w:t>Abbreviation</w:t>
+            </w:r>
+          </w:p>
+        </w:tc>
+        <w:tc>
+          <w:tcPr>
+            <w:tcW w:type="pct" w:w="22%"/>
+            <w:tcBorders>
+              <w:top w:val="single" w:color="999999" w:sz="4"/>
+              <w:left w:val="single" w:color="999999" w:sz="4"/>
+              <w:bottom w:val="single" w:color="999999" w:sz="4"/>
+              <w:right w:val="single" w:color="999999" w:sz="4"/>
+            </w:tcBorders>
+            <w:shd w:fill="E8E8E8" w:val="clear"/>
+          </w:tcPr>
+          <w:p>
+            <w:r>
+              <w:rPr>
+                <w:b/>
+              </w:rPr>
+              <w:t>Meaning</w:t>
+            </w:r>
+          </w:p>
+        </w:tc>
+      </w:tr>
+      <w:tr>
+        <w:tc>
+          <w:tcPr>
+            <w:tcW w:type="pct" w:w="22%"/>
+            <w:tcBorders>
+              <w:top w:val="single" w:color="999999" w:sz="4"/>
+              <w:left w:val="single" w:color="999999" w:sz="4"/>
+              <w:bottom w:val="single" w:color="999999" w:sz="4"/>
+              <w:right w:val="single" w:color="999999" w:sz="4"/>
+            </w:tcBorders>
+            <w:shd w:fill="E8E8E8" w:val="clear"/>
+          </w:tcPr>
+          <w:p>
+            <w:r>
+              <w:rPr>
+                <w:b w:val="0"/>
+              </w:rPr>
+              <w:t>APGAR</w:t>
+            </w:r>
+          </w:p>
+        </w:tc>
+        <w:tc>
+          <w:tcPr>
+            <w:tcW w:type="pct" w:w="22%"/>
+            <w:tcBorders>
+              <w:top w:val="single" w:color="999999" w:sz="4"/>
+              <w:left w:val="single" w:color="999999" w:sz="4"/>
+              <w:bottom w:val="single" w:color="999999" w:sz="4"/>
+              <w:right w:val="single" w:color="999999" w:sz="4"/>
+            </w:tcBorders>
+            <w:shd w:fill="E8E8E8" w:val="clear"/>
+          </w:tcPr>
+          <w:p>
+            <w:r>
+              <w:rPr>
+                <w:b w:val="0"/>
+              </w:rPr>
+              <w:t>Appearance, Pulse, Grimace, Activity, Respiration (neonatal scoring)</w:t>
+            </w:r>
+          </w:p>
+        </w:tc>
+      </w:tr>
+      <w:tr>
+        <w:tc>
+          <w:tcPr>
+            <w:tcW w:type="pct" w:w="22%"/>
+            <w:tcBorders>
+              <w:top w:val="single" w:color="999999" w:sz="4"/>
+              <w:left w:val="single" w:color="999999" w:sz="4"/>
+              <w:bottom w:val="single" w:color="999999" w:sz="4"/>
+              <w:right w:val="single" w:color="999999" w:sz="4"/>
+            </w:tcBorders>
+            <w:shd w:fill="E8E8E8" w:val="clear"/>
+          </w:tcPr>
+          <w:p>
+            <w:r>
+              <w:rPr>
+                <w:b w:val="0"/>
+              </w:rPr>
+              <w:t>BMI</w:t>
+            </w:r>
+          </w:p>
+        </w:tc>
+        <w:tc>
+          <w:tcPr>
+            <w:tcW w:type="pct" w:w="22%"/>
+            <w:tcBorders>
+              <w:top w:val="single" w:color="999999" w:sz="4"/>
+              <w:left w:val="single" w:color="999999" w:sz="4"/>
+              <w:bottom w:val="single" w:color="999999" w:sz="4"/>
+              <w:right w:val="single" w:color="999999" w:sz="4"/>
+            </w:tcBorders>
+            <w:shd w:fill="E8E8E8" w:val="clear"/>
+          </w:tcPr>
+          <w:p>
+            <w:r>
+              <w:rPr>
+                <w:b w:val="0"/>
+              </w:rPr>
+              <w:t>body mass index</w:t>
+            </w:r>
+          </w:p>
+        </w:tc>
+      </w:tr>
+      <w:tr>
+        <w:tc>
+          <w:tcPr>
+            <w:tcW w:type="pct" w:w="22%"/>
+            <w:tcBorders>
+              <w:top w:val="single" w:color="999999" w:sz="4"/>
+              <w:left w:val="single" w:color="999999" w:sz="4"/>
+              <w:bottom w:val="single" w:color="999999" w:sz="4"/>
+              <w:right w:val="single" w:color="999999" w:sz="4"/>
+            </w:tcBorders>
+            <w:shd w:fill="E8E8E8" w:val="clear"/>
+          </w:tcPr>
+          <w:p>
+            <w:r>
+              <w:rPr>
+                <w:b w:val="0"/>
+              </w:rPr>
+              <w:t>CAPA</w:t>
+            </w:r>
+          </w:p>
+        </w:tc>
+        <w:tc>
+          <w:tcPr>
+            <w:tcW w:type="pct" w:w="22%"/>
+            <w:tcBorders>
+              <w:top w:val="single" w:color="999999" w:sz="4"/>
+              <w:left w:val="single" w:color="999999" w:sz="4"/>
+              <w:bottom w:val="single" w:color="999999" w:sz="4"/>
+              <w:right w:val="single" w:color="999999" w:sz="4"/>
+            </w:tcBorders>
+            <w:shd w:fill="E8E8E8" w:val="clear"/>
+          </w:tcPr>
+          <w:p>
+            <w:r>
+              <w:rPr>
+                <w:b w:val="0"/>
+              </w:rPr>
+              <w:t>corrective and preventive action</w:t>
+            </w:r>
+          </w:p>
+        </w:tc>
+      </w:tr>
+      <w:tr>
+        <w:tc>
+          <w:tcPr>
+            <w:tcW w:type="pct" w:w="22%"/>
+            <w:tcBorders>
+              <w:top w:val="single" w:color="999999" w:sz="4"/>
+              <w:left w:val="single" w:color="999999" w:sz="4"/>
+              <w:bottom w:val="single" w:color="999999" w:sz="4"/>
+              <w:right w:val="single" w:color="999999" w:sz="4"/>
+            </w:tcBorders>
+            <w:shd w:fill="E8E8E8" w:val="clear"/>
+          </w:tcPr>
+          <w:p>
+            <w:r>
+              <w:rPr>
+                <w:b w:val="0"/>
+              </w:rPr>
+              <w:t>COP</w:t>
+            </w:r>
+          </w:p>
+        </w:tc>
+        <w:tc>
+          <w:tcPr>
+            <w:tcW w:type="pct" w:w="22%"/>
+            <w:tcBorders>
+              <w:top w:val="single" w:color="999999" w:sz="4"/>
+              <w:left w:val="single" w:color="999999" w:sz="4"/>
+              <w:bottom w:val="single" w:color="999999" w:sz="4"/>
+              <w:right w:val="single" w:color="999999" w:sz="4"/>
+            </w:tcBorders>
+            <w:shd w:fill="E8E8E8" w:val="clear"/>
+          </w:tcPr>
+          <w:p>
+            <w:r>
+              <w:rPr>
+                <w:b w:val="0"/>
+              </w:rPr>
+              <w:t>Care of Patients (NABH SHCO chapter 5)</w:t>
+            </w:r>
+          </w:p>
+        </w:tc>
+      </w:tr>
+      <w:tr>
+        <w:tc>
+          <w:tcPr>
+            <w:tcW w:type="pct" w:w="22%"/>
+            <w:tcBorders>
+              <w:top w:val="single" w:color="999999" w:sz="4"/>
+              <w:left w:val="single" w:color="999999" w:sz="4"/>
+              <w:bottom w:val="single" w:color="999999" w:sz="4"/>
+              <w:right w:val="single" w:color="999999" w:sz="4"/>
+            </w:tcBorders>
+            <w:shd w:fill="E8E8E8" w:val="clear"/>
+          </w:tcPr>
+          <w:p>
+            <w:r>
+              <w:rPr>
+                <w:b w:val="0"/>
+              </w:rPr>
+              <w:t>HDU</w:t>
+            </w:r>
+          </w:p>
+        </w:tc>
+        <w:tc>
+          <w:tcPr>
+            <w:tcW w:type="pct" w:w="22%"/>
+            <w:tcBorders>
+              <w:top w:val="single" w:color="999999" w:sz="4"/>
+              <w:left w:val="single" w:color="999999" w:sz="4"/>
+              <w:bottom w:val="single" w:color="999999" w:sz="4"/>
+              <w:right w:val="single" w:color="999999" w:sz="4"/>
+            </w:tcBorders>
+            <w:shd w:fill="E8E8E8" w:val="clear"/>
+          </w:tcPr>
+          <w:p>
+            <w:r>
+              <w:rPr>
+                <w:b w:val="0"/>
+              </w:rPr>
+              <w:t>high dependency unit</w:t>
+            </w:r>
+          </w:p>
+        </w:tc>
+      </w:tr>
+      <w:tr>
+        <w:tc>
+          <w:tcPr>
+            <w:tcW w:type="pct" w:w="22%"/>
+            <w:tcBorders>
+              <w:top w:val="single" w:color="999999" w:sz="4"/>
+              <w:left w:val="single" w:color="999999" w:sz="4"/>
+              <w:bottom w:val="single" w:color="999999" w:sz="4"/>
+              <w:right w:val="single" w:color="999999" w:sz="4"/>
+            </w:tcBorders>
+            <w:shd w:fill="E8E8E8" w:val="clear"/>
+          </w:tcPr>
+          <w:p>
+            <w:r>
+              <w:rPr>
+                <w:b w:val="0"/>
+              </w:rPr>
+              <w:t>NABH</w:t>
+            </w:r>
+          </w:p>
+        </w:tc>
+        <w:tc>
+          <w:tcPr>
+            <w:tcW w:type="pct" w:w="22%"/>
+            <w:tcBorders>
+              <w:top w:val="single" w:color="999999" w:sz="4"/>
+              <w:left w:val="single" w:color="999999" w:sz="4"/>
+              <w:bottom w:val="single" w:color="999999" w:sz="4"/>
+              <w:right w:val="single" w:color="999999" w:sz="4"/>
+            </w:tcBorders>
+            <w:shd w:fill="E8E8E8" w:val="clear"/>
+          </w:tcPr>
+          <w:p>
+            <w:r>
+              <w:rPr>
+                <w:b w:val="0"/>
+              </w:rPr>
+              <w:t>National Accreditation Board for Hospitals and Healthcare Providers</w:t>
+            </w:r>
+          </w:p>
+        </w:tc>
+      </w:tr>
+      <w:tr>
+        <w:tc>
+          <w:tcPr>
+            <w:tcW w:type="pct" w:w="22%"/>
+            <w:tcBorders>
+              <w:top w:val="single" w:color="999999" w:sz="4"/>
+              <w:left w:val="single" w:color="999999" w:sz="4"/>
+              <w:bottom w:val="single" w:color="999999" w:sz="4"/>
+              <w:right w:val="single" w:color="999999" w:sz="4"/>
+            </w:tcBorders>
+            <w:shd w:fill="E8E8E8" w:val="clear"/>
+          </w:tcPr>
+          <w:p>
+            <w:r>
+              <w:rPr>
+                <w:b w:val="0"/>
+              </w:rPr>
+              <w:t>OE</w:t>
+            </w:r>
+          </w:p>
+        </w:tc>
+        <w:tc>
+          <w:tcPr>
+            <w:tcW w:type="pct" w:w="22%"/>
+            <w:tcBorders>
+              <w:top w:val="single" w:color="999999" w:sz="4"/>
+              <w:left w:val="single" w:color="999999" w:sz="4"/>
+              <w:bottom w:val="single" w:color="999999" w:sz="4"/>
+              <w:right w:val="single" w:color="999999" w:sz="4"/>
+            </w:tcBorders>
+            <w:shd w:fill="E8E8E8" w:val="clear"/>
+          </w:tcPr>
+          <w:p>
+            <w:r>
+              <w:rPr>
+                <w:b w:val="0"/>
+              </w:rPr>
+              <w:t>objective element</w:t>
+            </w:r>
+          </w:p>
+        </w:tc>
+      </w:tr>
+      <w:tr>
+        <w:tc>
+          <w:tcPr>
+            <w:tcW w:type="pct" w:w="22%"/>
+            <w:tcBorders>
+              <w:top w:val="single" w:color="999999" w:sz="4"/>
+              <w:left w:val="single" w:color="999999" w:sz="4"/>
+              <w:bottom w:val="single" w:color="999999" w:sz="4"/>
+              <w:right w:val="single" w:color="999999" w:sz="4"/>
+            </w:tcBorders>
+            <w:shd w:fill="E8E8E8" w:val="clear"/>
+          </w:tcPr>
+          <w:p>
+            <w:r>
+              <w:rPr>
+                <w:b w:val="0"/>
+              </w:rPr>
+              <w:t>RCA</w:t>
+            </w:r>
+          </w:p>
+        </w:tc>
+        <w:tc>
+          <w:tcPr>
+            <w:tcW w:type="pct" w:w="22%"/>
+            <w:tcBorders>
+              <w:top w:val="single" w:color="999999" w:sz="4"/>
+              <w:left w:val="single" w:color="999999" w:sz="4"/>
+              <w:bottom w:val="single" w:color="999999" w:sz="4"/>
+              <w:right w:val="single" w:color="999999" w:sz="4"/>
+            </w:tcBorders>
+            <w:shd w:fill="E8E8E8" w:val="clear"/>
+          </w:tcPr>
+          <w:p>
+            <w:r>
+              <w:rPr>
+                <w:b w:val="0"/>
+              </w:rPr>
+              <w:t>root-cause analysis</w:t>
+            </w:r>
+          </w:p>
+        </w:tc>
+      </w:tr>
+      <w:tr>
+        <w:tc>
+          <w:tcPr>
+            <w:tcW w:type="pct" w:w="22%"/>
+            <w:tcBorders>
+              <w:top w:val="single" w:color="999999" w:sz="4"/>
+              <w:left w:val="single" w:color="999999" w:sz="4"/>
+              <w:bottom w:val="single" w:color="999999" w:sz="4"/>
+              <w:right w:val="single" w:color="999999" w:sz="4"/>
+            </w:tcBorders>
+            <w:shd w:fill="E8E8E8" w:val="clear"/>
+          </w:tcPr>
+          <w:p>
+            <w:r>
+              <w:rPr>
+                <w:b w:val="0"/>
+              </w:rPr>
+              <w:t>SHCO</w:t>
+            </w:r>
+          </w:p>
+        </w:tc>
+        <w:tc>
+          <w:tcPr>
+            <w:tcW w:type="pct" w:w="22%"/>
+            <w:tcBorders>
+              <w:top w:val="single" w:color="999999" w:sz="4"/>
+              <w:left w:val="single" w:color="999999" w:sz="4"/>
+              <w:bottom w:val="single" w:color="999999" w:sz="4"/>
+              <w:right w:val="single" w:color="999999" w:sz="4"/>
+            </w:tcBorders>
+            <w:shd w:fill="E8E8E8" w:val="clear"/>
+          </w:tcPr>
+          <w:p>
+            <w:r>
+              <w:rPr>
+                <w:b w:val="0"/>
+              </w:rPr>
+              <w:t>Standards for Small Healthcare Organisations</w:t>
+            </w:r>
+          </w:p>
+        </w:tc>
+      </w:tr>
+    </w:tbl>
+    <w:p>
+      <w:pPr>
+        <w:pStyle w:val="Heading1"/>
+        <w:spacing w:after="120" w:before="280"/>
+      </w:pPr>
+      <w:r>
+        <w:t>11. Traceability to NABH SHCO 3rd Edition COP.7</w:t>
+      </w:r>
+    </w:p>
+    <w:p>
+      <w:pPr>
+        <w:spacing w:after="120"/>
+      </w:pPr>
+      <w:r>
+        <w:rPr>
+          <w:i/>
+          <w:iCs/>
+          <w:sz w:val="20"/>
+          <w:szCs w:val="20"/>
+        </w:rPr>
+        <w:t xml:space="preserve">This table is an index. It is not how the policy is organised.</w:t>
+      </w:r>
+    </w:p>
     <w:tbl>
       <w:tblPr>
         <w:tblW w:type="pct" w:w="100%"/>
@@ -2995,532 +3521,6 @@
         </w:tc>
       </w:tr>
     </w:tbl>
-    <w:p>
-      <w:pPr>
-        <w:pStyle w:val="Heading1"/>
-        <w:spacing w:after="120" w:before="280"/>
-      </w:pPr>
-      <w:r>
-        <w:t>9. Distribution</w:t>
-      </w:r>
-    </w:p>
-    <w:p>
-      <w:pPr>
-        <w:spacing w:after="140"/>
-      </w:pPr>
-      <w:r>
-        <w:rPr>
-          <w:sz w:val="22"/>
-          <w:szCs w:val="22"/>
-        </w:rPr>
-        <w:t xml:space="preserve">Official master copy: office of the Medical Superintendent, «Hospital Name», with the «obstetric department in-charge» and the Quality Coordinator.</w:t>
-      </w:r>
-    </w:p>
-    <w:p>
-      <w:pPr>
-        <w:spacing w:after="140"/>
-      </w:pPr>
-      <w:r>
-        <w:rPr>
-          <w:sz w:val="22"/>
-          <w:szCs w:val="22"/>
-        </w:rPr>
-        <w:t xml:space="preserve">Copies issued to: labour room; maternity ward; antenatal clinic; neonatal area; nursing administration.</w:t>
-      </w:r>
-    </w:p>
-    <w:p>
-      <w:pPr>
-        <w:spacing w:after="140"/>
-      </w:pPr>
-      <w:r>
-        <w:rPr>
-          <w:sz w:val="22"/>
-          <w:szCs w:val="22"/>
-        </w:rPr>
-        <w:t xml:space="preserve">The current version is available to all obstetric care staff at the «labour room policy file» and, if the hospital keeps an intranet, at «staff intranet / policies».</w:t>
-      </w:r>
-    </w:p>
-    <w:p>
-      <w:pPr>
-        <w:spacing w:after="140"/>
-      </w:pPr>
-      <w:r>
-        <w:rPr>
-          <w:sz w:val="22"/>
-          <w:szCs w:val="22"/>
-        </w:rPr>
-        <w:t xml:space="preserve">When a new version is issued, take old copies out of use.</w:t>
-      </w:r>
-    </w:p>
-    <w:p>
-      <w:pPr>
-        <w:pStyle w:val="Heading1"/>
-        <w:spacing w:after="120" w:before="280"/>
-      </w:pPr>
-      <w:r>
-        <w:t>10. Abbreviations</w:t>
-      </w:r>
-    </w:p>
-    <w:tbl>
-      <w:tblPr>
-        <w:tblW w:type="pct" w:w="100%"/>
-        <w:tblBorders>
-          <w:top w:val="single" w:color="auto" w:sz="4"/>
-          <w:left w:val="single" w:color="auto" w:sz="4"/>
-          <w:bottom w:val="single" w:color="auto" w:sz="4"/>
-          <w:right w:val="single" w:color="auto" w:sz="4"/>
-          <w:insideH w:val="single" w:color="auto" w:sz="4"/>
-          <w:insideV w:val="single" w:color="auto" w:sz="4"/>
-        </w:tblBorders>
-      </w:tblPr>
-      <w:tblGrid>
-        <w:gridCol w:w="100"/>
-        <w:gridCol w:w="100"/>
-      </w:tblGrid>
-      <w:tr>
-        <w:tc>
-          <w:tcPr>
-            <w:tcW w:type="pct" w:w="22%"/>
-            <w:tcBorders>
-              <w:top w:val="single" w:color="999999" w:sz="4"/>
-              <w:left w:val="single" w:color="999999" w:sz="4"/>
-              <w:bottom w:val="single" w:color="999999" w:sz="4"/>
-              <w:right w:val="single" w:color="999999" w:sz="4"/>
-            </w:tcBorders>
-            <w:shd w:fill="E8E8E8" w:val="clear"/>
-          </w:tcPr>
-          <w:p>
-            <w:r>
-              <w:rPr>
-                <w:b/>
-              </w:rPr>
-              <w:t>Abbreviation</w:t>
-            </w:r>
-          </w:p>
-        </w:tc>
-        <w:tc>
-          <w:tcPr>
-            <w:tcW w:type="pct" w:w="22%"/>
-            <w:tcBorders>
-              <w:top w:val="single" w:color="999999" w:sz="4"/>
-              <w:left w:val="single" w:color="999999" w:sz="4"/>
-              <w:bottom w:val="single" w:color="999999" w:sz="4"/>
-              <w:right w:val="single" w:color="999999" w:sz="4"/>
-            </w:tcBorders>
-            <w:shd w:fill="E8E8E8" w:val="clear"/>
-          </w:tcPr>
-          <w:p>
-            <w:r>
-              <w:rPr>
-                <w:b/>
-              </w:rPr>
-              <w:t>Meaning</w:t>
-            </w:r>
-          </w:p>
-        </w:tc>
-      </w:tr>
-      <w:tr>
-        <w:tc>
-          <w:tcPr>
-            <w:tcW w:type="pct" w:w="22%"/>
-            <w:tcBorders>
-              <w:top w:val="single" w:color="999999" w:sz="4"/>
-              <w:left w:val="single" w:color="999999" w:sz="4"/>
-              <w:bottom w:val="single" w:color="999999" w:sz="4"/>
-              <w:right w:val="single" w:color="999999" w:sz="4"/>
-            </w:tcBorders>
-            <w:shd w:fill="E8E8E8" w:val="clear"/>
-          </w:tcPr>
-          <w:p>
-            <w:r>
-              <w:rPr>
-                <w:b w:val="0"/>
-              </w:rPr>
-              <w:t>APGAR</w:t>
-            </w:r>
-          </w:p>
-        </w:tc>
-        <w:tc>
-          <w:tcPr>
-            <w:tcW w:type="pct" w:w="22%"/>
-            <w:tcBorders>
-              <w:top w:val="single" w:color="999999" w:sz="4"/>
-              <w:left w:val="single" w:color="999999" w:sz="4"/>
-              <w:bottom w:val="single" w:color="999999" w:sz="4"/>
-              <w:right w:val="single" w:color="999999" w:sz="4"/>
-            </w:tcBorders>
-            <w:shd w:fill="E8E8E8" w:val="clear"/>
-          </w:tcPr>
-          <w:p>
-            <w:r>
-              <w:rPr>
-                <w:b w:val="0"/>
-              </w:rPr>
-              <w:t>Appearance, Pulse, Grimace, Activity, Respiration (neonatal scoring)</w:t>
-            </w:r>
-          </w:p>
-        </w:tc>
-      </w:tr>
-      <w:tr>
-        <w:tc>
-          <w:tcPr>
-            <w:tcW w:type="pct" w:w="22%"/>
-            <w:tcBorders>
-              <w:top w:val="single" w:color="999999" w:sz="4"/>
-              <w:left w:val="single" w:color="999999" w:sz="4"/>
-              <w:bottom w:val="single" w:color="999999" w:sz="4"/>
-              <w:right w:val="single" w:color="999999" w:sz="4"/>
-            </w:tcBorders>
-            <w:shd w:fill="E8E8E8" w:val="clear"/>
-          </w:tcPr>
-          <w:p>
-            <w:r>
-              <w:rPr>
-                <w:b w:val="0"/>
-              </w:rPr>
-              <w:t>BMI</w:t>
-            </w:r>
-          </w:p>
-        </w:tc>
-        <w:tc>
-          <w:tcPr>
-            <w:tcW w:type="pct" w:w="22%"/>
-            <w:tcBorders>
-              <w:top w:val="single" w:color="999999" w:sz="4"/>
-              <w:left w:val="single" w:color="999999" w:sz="4"/>
-              <w:bottom w:val="single" w:color="999999" w:sz="4"/>
-              <w:right w:val="single" w:color="999999" w:sz="4"/>
-            </w:tcBorders>
-            <w:shd w:fill="E8E8E8" w:val="clear"/>
-          </w:tcPr>
-          <w:p>
-            <w:r>
-              <w:rPr>
-                <w:b w:val="0"/>
-              </w:rPr>
-              <w:t>body mass index</w:t>
-            </w:r>
-          </w:p>
-        </w:tc>
-      </w:tr>
-      <w:tr>
-        <w:tc>
-          <w:tcPr>
-            <w:tcW w:type="pct" w:w="22%"/>
-            <w:tcBorders>
-              <w:top w:val="single" w:color="999999" w:sz="4"/>
-              <w:left w:val="single" w:color="999999" w:sz="4"/>
-              <w:bottom w:val="single" w:color="999999" w:sz="4"/>
-              <w:right w:val="single" w:color="999999" w:sz="4"/>
-            </w:tcBorders>
-            <w:shd w:fill="E8E8E8" w:val="clear"/>
-          </w:tcPr>
-          <w:p>
-            <w:r>
-              <w:rPr>
-                <w:b w:val="0"/>
-              </w:rPr>
-              <w:t>CAPA</w:t>
-            </w:r>
-          </w:p>
-        </w:tc>
-        <w:tc>
-          <w:tcPr>
-            <w:tcW w:type="pct" w:w="22%"/>
-            <w:tcBorders>
-              <w:top w:val="single" w:color="999999" w:sz="4"/>
-              <w:left w:val="single" w:color="999999" w:sz="4"/>
-              <w:bottom w:val="single" w:color="999999" w:sz="4"/>
-              <w:right w:val="single" w:color="999999" w:sz="4"/>
-            </w:tcBorders>
-            <w:shd w:fill="E8E8E8" w:val="clear"/>
-          </w:tcPr>
-          <w:p>
-            <w:r>
-              <w:rPr>
-                <w:b w:val="0"/>
-              </w:rPr>
-              <w:t>corrective and preventive action</w:t>
-            </w:r>
-          </w:p>
-        </w:tc>
-      </w:tr>
-      <w:tr>
-        <w:tc>
-          <w:tcPr>
-            <w:tcW w:type="pct" w:w="22%"/>
-            <w:tcBorders>
-              <w:top w:val="single" w:color="999999" w:sz="4"/>
-              <w:left w:val="single" w:color="999999" w:sz="4"/>
-              <w:bottom w:val="single" w:color="999999" w:sz="4"/>
-              <w:right w:val="single" w:color="999999" w:sz="4"/>
-            </w:tcBorders>
-            <w:shd w:fill="E8E8E8" w:val="clear"/>
-          </w:tcPr>
-          <w:p>
-            <w:r>
-              <w:rPr>
-                <w:b w:val="0"/>
-              </w:rPr>
-              <w:t>COP</w:t>
-            </w:r>
-          </w:p>
-        </w:tc>
-        <w:tc>
-          <w:tcPr>
-            <w:tcW w:type="pct" w:w="22%"/>
-            <w:tcBorders>
-              <w:top w:val="single" w:color="999999" w:sz="4"/>
-              <w:left w:val="single" w:color="999999" w:sz="4"/>
-              <w:bottom w:val="single" w:color="999999" w:sz="4"/>
-              <w:right w:val="single" w:color="999999" w:sz="4"/>
-            </w:tcBorders>
-            <w:shd w:fill="E8E8E8" w:val="clear"/>
-          </w:tcPr>
-          <w:p>
-            <w:r>
-              <w:rPr>
-                <w:b w:val="0"/>
-              </w:rPr>
-              <w:t>Care of Patients (NABH SHCO chapter 5)</w:t>
-            </w:r>
-          </w:p>
-        </w:tc>
-      </w:tr>
-      <w:tr>
-        <w:tc>
-          <w:tcPr>
-            <w:tcW w:type="pct" w:w="22%"/>
-            <w:tcBorders>
-              <w:top w:val="single" w:color="999999" w:sz="4"/>
-              <w:left w:val="single" w:color="999999" w:sz="4"/>
-              <w:bottom w:val="single" w:color="999999" w:sz="4"/>
-              <w:right w:val="single" w:color="999999" w:sz="4"/>
-            </w:tcBorders>
-            <w:shd w:fill="E8E8E8" w:val="clear"/>
-          </w:tcPr>
-          <w:p>
-            <w:r>
-              <w:rPr>
-                <w:b w:val="0"/>
-              </w:rPr>
-              <w:t>HDU</w:t>
-            </w:r>
-          </w:p>
-        </w:tc>
-        <w:tc>
-          <w:tcPr>
-            <w:tcW w:type="pct" w:w="22%"/>
-            <w:tcBorders>
-              <w:top w:val="single" w:color="999999" w:sz="4"/>
-              <w:left w:val="single" w:color="999999" w:sz="4"/>
-              <w:bottom w:val="single" w:color="999999" w:sz="4"/>
-              <w:right w:val="single" w:color="999999" w:sz="4"/>
-            </w:tcBorders>
-            <w:shd w:fill="E8E8E8" w:val="clear"/>
-          </w:tcPr>
-          <w:p>
-            <w:r>
-              <w:rPr>
-                <w:b w:val="0"/>
-              </w:rPr>
-              <w:t>high dependency unit</w:t>
-            </w:r>
-          </w:p>
-        </w:tc>
-      </w:tr>
-      <w:tr>
-        <w:tc>
-          <w:tcPr>
-            <w:tcW w:type="pct" w:w="22%"/>
-            <w:tcBorders>
-              <w:top w:val="single" w:color="999999" w:sz="4"/>
-              <w:left w:val="single" w:color="999999" w:sz="4"/>
-              <w:bottom w:val="single" w:color="999999" w:sz="4"/>
-              <w:right w:val="single" w:color="999999" w:sz="4"/>
-            </w:tcBorders>
-            <w:shd w:fill="E8E8E8" w:val="clear"/>
-          </w:tcPr>
-          <w:p>
-            <w:r>
-              <w:rPr>
-                <w:b w:val="0"/>
-              </w:rPr>
-              <w:t>NABH</w:t>
-            </w:r>
-          </w:p>
-        </w:tc>
-        <w:tc>
-          <w:tcPr>
-            <w:tcW w:type="pct" w:w="22%"/>
-            <w:tcBorders>
-              <w:top w:val="single" w:color="999999" w:sz="4"/>
-              <w:left w:val="single" w:color="999999" w:sz="4"/>
-              <w:bottom w:val="single" w:color="999999" w:sz="4"/>
-              <w:right w:val="single" w:color="999999" w:sz="4"/>
-            </w:tcBorders>
-            <w:shd w:fill="E8E8E8" w:val="clear"/>
-          </w:tcPr>
-          <w:p>
-            <w:r>
-              <w:rPr>
-                <w:b w:val="0"/>
-              </w:rPr>
-              <w:t>National Accreditation Board for Hospitals and Healthcare Providers</w:t>
-            </w:r>
-          </w:p>
-        </w:tc>
-      </w:tr>
-      <w:tr>
-        <w:tc>
-          <w:tcPr>
-            <w:tcW w:type="pct" w:w="22%"/>
-            <w:tcBorders>
-              <w:top w:val="single" w:color="999999" w:sz="4"/>
-              <w:left w:val="single" w:color="999999" w:sz="4"/>
-              <w:bottom w:val="single" w:color="999999" w:sz="4"/>
-              <w:right w:val="single" w:color="999999" w:sz="4"/>
-            </w:tcBorders>
-            <w:shd w:fill="E8E8E8" w:val="clear"/>
-          </w:tcPr>
-          <w:p>
-            <w:r>
-              <w:rPr>
-                <w:b w:val="0"/>
-              </w:rPr>
-              <w:t>OE</w:t>
-            </w:r>
-          </w:p>
-        </w:tc>
-        <w:tc>
-          <w:tcPr>
-            <w:tcW w:type="pct" w:w="22%"/>
-            <w:tcBorders>
-              <w:top w:val="single" w:color="999999" w:sz="4"/>
-              <w:left w:val="single" w:color="999999" w:sz="4"/>
-              <w:bottom w:val="single" w:color="999999" w:sz="4"/>
-              <w:right w:val="single" w:color="999999" w:sz="4"/>
-            </w:tcBorders>
-            <w:shd w:fill="E8E8E8" w:val="clear"/>
-          </w:tcPr>
-          <w:p>
-            <w:r>
-              <w:rPr>
-                <w:b w:val="0"/>
-              </w:rPr>
-              <w:t>objective element</w:t>
-            </w:r>
-          </w:p>
-        </w:tc>
-      </w:tr>
-      <w:tr>
-        <w:tc>
-          <w:tcPr>
-            <w:tcW w:type="pct" w:w="22%"/>
-            <w:tcBorders>
-              <w:top w:val="single" w:color="999999" w:sz="4"/>
-              <w:left w:val="single" w:color="999999" w:sz="4"/>
-              <w:bottom w:val="single" w:color="999999" w:sz="4"/>
-              <w:right w:val="single" w:color="999999" w:sz="4"/>
-            </w:tcBorders>
-            <w:shd w:fill="E8E8E8" w:val="clear"/>
-          </w:tcPr>
-          <w:p>
-            <w:r>
-              <w:rPr>
-                <w:b w:val="0"/>
-              </w:rPr>
-              <w:t>RCA</w:t>
-            </w:r>
-          </w:p>
-        </w:tc>
-        <w:tc>
-          <w:tcPr>
-            <w:tcW w:type="pct" w:w="22%"/>
-            <w:tcBorders>
-              <w:top w:val="single" w:color="999999" w:sz="4"/>
-              <w:left w:val="single" w:color="999999" w:sz="4"/>
-              <w:bottom w:val="single" w:color="999999" w:sz="4"/>
-              <w:right w:val="single" w:color="999999" w:sz="4"/>
-            </w:tcBorders>
-            <w:shd w:fill="E8E8E8" w:val="clear"/>
-          </w:tcPr>
-          <w:p>
-            <w:r>
-              <w:rPr>
-                <w:b w:val="0"/>
-              </w:rPr>
-              <w:t>root-cause analysis</w:t>
-            </w:r>
-          </w:p>
-        </w:tc>
-      </w:tr>
-      <w:tr>
-        <w:tc>
-          <w:tcPr>
-            <w:tcW w:type="pct" w:w="22%"/>
-            <w:tcBorders>
-              <w:top w:val="single" w:color="999999" w:sz="4"/>
-              <w:left w:val="single" w:color="999999" w:sz="4"/>
-              <w:bottom w:val="single" w:color="999999" w:sz="4"/>
-              <w:right w:val="single" w:color="999999" w:sz="4"/>
-            </w:tcBorders>
-            <w:shd w:fill="E8E8E8" w:val="clear"/>
-          </w:tcPr>
-          <w:p>
-            <w:r>
-              <w:rPr>
-                <w:b w:val="0"/>
-              </w:rPr>
-              <w:t>SHCO</w:t>
-            </w:r>
-          </w:p>
-        </w:tc>
-        <w:tc>
-          <w:tcPr>
-            <w:tcW w:type="pct" w:w="22%"/>
-            <w:tcBorders>
-              <w:top w:val="single" w:color="999999" w:sz="4"/>
-              <w:left w:val="single" w:color="999999" w:sz="4"/>
-              <w:bottom w:val="single" w:color="999999" w:sz="4"/>
-              <w:right w:val="single" w:color="999999" w:sz="4"/>
-            </w:tcBorders>
-            <w:shd w:fill="E8E8E8" w:val="clear"/>
-          </w:tcPr>
-          <w:p>
-            <w:r>
-              <w:rPr>
-                <w:b w:val="0"/>
-              </w:rPr>
-              <w:t>Standards for Small Healthcare Organisations</w:t>
-            </w:r>
-          </w:p>
-        </w:tc>
-      </w:tr>
-    </w:tbl>
-    <w:p>
-      <w:pPr>
-        <w:pStyle w:val="Heading1"/>
-        <w:spacing w:after="120" w:before="280"/>
-      </w:pPr>
-      <w:r>
-        <w:t>11. Traceability to NABH SHCO 3rd Edition COP.7</w:t>
-      </w:r>
-    </w:p>
-    <w:p>
-      <w:pPr>
-        <w:spacing w:after="120"/>
-      </w:pPr>
-      <w:r>
-        <w:rPr>
-          <w:i/>
-          <w:iCs/>
-          <w:sz w:val="20"/>
-          <w:szCs w:val="20"/>
-        </w:rPr>
-        <w:t xml:space="preserve">This table is an index. It is not how the policy is organised.</w:t>
-      </w:r>
-    </w:p>
     <w:p>
       <w:pPr>
         <w:pStyle w:val="Heading1"/>

--- a/policies/build/masters/COP.7_v2_master.docx
+++ b/policies/build/masters/COP.7_v2_master.docx
@@ -689,7 +689,7 @@
           <w:sz w:val="22"/>
           <w:szCs w:val="22"/>
         </w:rPr>
-        <w:t xml:space="preserve">Boundaries: COP.8 owns paediatric and neonatal care as a standalone policy; this policy owns neonatal readiness for high-risk obstetric cases. COP.4 owns nursing care; this policy owns obstetric nursing within the labour room and maternity ward.</w:t>
+        <w:t>Paediatric and neonatal care in general is covered by a separate policy; this policy covers neonatal readiness specifically for high-risk obstetric cases.</w:t>
       </w:r>
     </w:p>
     <w:p>
@@ -711,18 +711,6 @@
           <w:szCs w:val="22"/>
         </w:rPr>
         <w:t xml:space="preserve">This policy applies to all staff involved in obstetric care at «Hospital Name»: obstetricians or treating doctors, midwives, labour room nurses, maternity ward nurses, and support staff.</w:t>
-      </w:r>
-    </w:p>
-    <w:p>
-      <w:pPr>
-        <w:spacing w:after="140"/>
-      </w:pPr>
-      <w:r>
-        <w:rPr>
-          <w:sz w:val="22"/>
-          <w:szCs w:val="22"/>
-        </w:rPr>
-        <w:t xml:space="preserve">It covers the five elements COP.7.a–e name. It does not cover paediatric and neonatal care as a standalone programme (COP.8), nursing care policy (COP.4), or medication management (MOM).</w:t>
       </w:r>
     </w:p>
     <w:p>

--- a/policies/build/masters/COP.7_v2_master.docx
+++ b/policies/build/masters/COP.7_v2_master.docx
@@ -3872,8 +3872,23 @@
           <w:sz w:val="22"/>
           <w:szCs w:val="22"/>
         </w:rPr>
-        <w:t xml:space="preserve">National Accreditation Board for Hospitals and Healthcare Providers (NABH), Standards for Small Healthcare Organisations, 3rd Edition — Care of Patients chapter, standard COP.7.</w:t>
-      </w:r>
+      </w:r>
+      <w:r>
+        <w:rPr>
+          <w:sz w:val="22"/>
+        </w:rPr>
+        <w:t xml:space="preserve">National Accreditation Board for Hospitals &amp; Healthcare Providers. (2022). Standards for small healthcare organisations (3rd ed.) — Care of Patients chapter, standard COP.7. </w:t>
+      </w:r>
+      <w:hyperlink r:id="rId9">
+        <w:r>
+          <w:rPr>
+            <w:rStyle w:val="Hyperlink"/>
+            <w:sz w:val="22"/>
+            <w:szCs w:val="22"/>
+          </w:rPr>
+          <w:t>https://nabh.co/programmes/small-healthcare-organisation-shco-accreditation-programme/</w:t>
+        </w:r>
+      </w:hyperlink>
     </w:p>
     <w:p>
       <w:pPr>
